--- a/02 CS Standards/CS-006 Resin Infusion.docx
+++ b/02 CS Standards/CS-006 Resin Infusion.docx
@@ -785,7 +785,7 @@
                 <w:rFonts w:ascii="Courier New" w:hAnsi="Courier New"/>
                 <w:sz w:val="19"/>
               </w:rPr>
-              <w:t>04 Datasheets/EC-TDS-IN2-Infusion-Resin.pdf</w:t>
+              <w:t>03 Datasheets/EC-TDS-IN2-Infusion-Resin.pdf</w:t>
             </w:r>
           </w:p>
         </w:tc>
@@ -827,7 +827,7 @@
                 <w:rFonts w:ascii="Courier New" w:hAnsi="Courier New"/>
                 <w:sz w:val="19"/>
               </w:rPr>
-              <w:t>04 Datasheets/EC-SDS-IN2-Epoxy-Infusion-Resin-and-Hardener.pdf</w:t>
+              <w:t>03 Datasheets/EC-SDS-IN2-Epoxy-Infusion-Resin-and-Hardener.pdf</w:t>
             </w:r>
           </w:p>
         </w:tc>
@@ -869,7 +869,7 @@
                 <w:rFonts w:ascii="Courier New" w:hAnsi="Courier New"/>
                 <w:sz w:val="19"/>
               </w:rPr>
-              <w:t>04 Datasheets/EC-TDS-VB160-Vacuum-Bagging-Film.pdf</w:t>
+              <w:t>03 Datasheets/EC-TDS-VB160-Vacuum-Bagging-Film.pdf</w:t>
             </w:r>
             <w:r>
               <w:rPr>
@@ -924,7 +924,7 @@
                 <w:rFonts w:ascii="Courier New" w:hAnsi="Courier New"/>
                 <w:sz w:val="19"/>
               </w:rPr>
-              <w:t>04 Datasheets/EC-TDS-PP180-Peel-Ply.pdf</w:t>
+              <w:t>03 Datasheets/EC-TDS-PP180-Peel-Ply.pdf</w:t>
             </w:r>
           </w:p>
         </w:tc>
@@ -966,7 +966,7 @@
                 <w:rFonts w:ascii="Courier New" w:hAnsi="Courier New"/>
                 <w:sz w:val="19"/>
               </w:rPr>
-              <w:t>04 Datasheets/airtac2imp.pdf</w:t>
+              <w:t>03 Datasheets/airtac2imp.pdf</w:t>
             </w:r>
             <w:r>
               <w:rPr>

--- a/02 CS Standards/CS-006 Resin Infusion.docx
+++ b/02 CS Standards/CS-006 Resin Infusion.docx
@@ -119,7 +119,7 @@
               <w:rPr>
                 <w:sz w:val="19"/>
               </w:rPr>
-              <w:t>C</w:t>
+              <w:t>D</w:t>
             </w:r>
           </w:p>
         </w:tc>
@@ -177,7 +177,7 @@
               <w:rPr>
                 <w:sz w:val="19"/>
               </w:rPr>
-              <w:t>2026-08-28</w:t>
+              <w:t>2026-10-10</w:t>
             </w:r>
           </w:p>
         </w:tc>
@@ -354,7 +354,7 @@
               <w:rPr>
                 <w:sz w:val="19"/>
               </w:rPr>
-              <w:t>simon (reviewer agent) — G0 findings incorporated</w:t>
+              <w:t>simon (reviewer agent)</w:t>
             </w:r>
           </w:p>
         </w:tc>
@@ -367,7 +367,7 @@
               <w:rPr>
                 <w:sz w:val="19"/>
               </w:rPr>
-              <w:t>2026-07-12</w:t>
+              <w:t>2026-10-10</w:t>
             </w:r>
           </w:p>
         </w:tc>
@@ -650,6 +650,60 @@
           </w:p>
         </w:tc>
       </w:tr>
+      <w:tr>
+        <w:tc>
+          <w:tcPr>
+            <w:tcW w:type="dxa" w:w="2412"/>
+          </w:tcPr>
+          <w:p>
+            <w:r>
+              <w:rPr>
+                <w:sz w:val="19"/>
+              </w:rPr>
+              <w:t>D</w:t>
+            </w:r>
+          </w:p>
+        </w:tc>
+        <w:tc>
+          <w:tcPr>
+            <w:tcW w:type="dxa" w:w="2412"/>
+          </w:tcPr>
+          <w:p>
+            <w:r>
+              <w:rPr>
+                <w:sz w:val="19"/>
+              </w:rPr>
+              <w:t>2026-10-10</w:t>
+            </w:r>
+          </w:p>
+        </w:tc>
+        <w:tc>
+          <w:tcPr>
+            <w:tcW w:type="dxa" w:w="2412"/>
+          </w:tcPr>
+          <w:p>
+            <w:r>
+              <w:rPr>
+                <w:sz w:val="19"/>
+              </w:rPr>
+              <w:t>Claude (doc overhaul, requested by Simon Starbuck)</w:t>
+            </w:r>
+          </w:p>
+        </w:tc>
+        <w:tc>
+          <w:tcPr>
+            <w:tcW w:type="dxa" w:w="2412"/>
+          </w:tcPr>
+          <w:p>
+            <w:r>
+              <w:rPr>
+                <w:sz w:val="19"/>
+              </w:rPr>
+              <w:t>§7.6 demould now follows the FEB hold (48 h SLOW, 24 h FAST from inlet clamp, CS-008 §5.1), datasheet figure kept as such. §6 hazards corrected to the SDSs. SLOW pot life planned at 80-100 min (the TDS disagrees with itself). App training gate, drop-test note and Infuse cure record named. Airtac distance and wait added; a may for topping up on long infusions; two troubleshooting rows; new §7.8: degassing as an optional step (Simon, 2026-10-10); tacky tape named: Airtech AT-200Y. IN2 H360F added to §6. PPE the SDSs ask for: EN 166 glasses as a shall, the respirator with the stocked A + P100 cartridges as a shall in a closed room or long session and ABEK as a should, on the purchase list (Simon, 2026-10-10; R-008-30). §4 trap sentence unbolded (R-006-15). Fact-check: the 0.5 m rule is cited to the SN5 primer (new R8); FAST pot life planned at 9-14 min and the SLOW text figure carries no temperature; the 20-30 min infusion time is R7's larger-piece figure; the stocked cartridge is A + P100 (R-006-30); the unsourced IN2 vapor-pressure claim dropped; a should on medical advice for H360F (SDS P201, P308 + P313); team numbers labelled as team rules; tacky tape outboard of everything in the bag; no IPA on a released mold; soapy water kept off the bag; a shut-off valve with the gauge on the bag side, reopened after the drop test (new §7.4 step 4); the mold record updated at demould (new §7.6 step 4); a live dry patch goes to the experienced infuser; the app's words instead of "training gate". Register R-006-01..15, R-006-30.</w:t>
+            </w:r>
+          </w:p>
+        </w:tc>
+      </w:tr>
     </w:tbl>
     <w:p/>
     <w:p>
@@ -813,7 +867,7 @@
               <w:rPr>
                 <w:sz w:val="19"/>
               </w:rPr>
-              <w:t>IN2 + hardener SDS</w:t>
+              <w:t>IN2 resin, AT30 SLOW hardener and AT30 FAST hardener SDSs (one combined file; AT30 SLOW v7.0, 2024-07-10; AT30 FAST v6.0, 2022-09-08)</w:t>
             </w:r>
           </w:p>
         </w:tc>
@@ -952,7 +1006,7 @@
               <w:rPr>
                 <w:sz w:val="19"/>
               </w:rPr>
-              <w:t>Airtac 2 spray adhesive TDS/SDS</w:t>
+              <w:t>Airtac 2 spray adhesive TDS (Airtac 2 Improved, updated 2020-03-03) / SDS (the 2005 MSDS of the earlier Airtac 2 Spray Adhesive; a current SDS is wanted)</w:t>
             </w:r>
           </w:p>
         </w:tc>
@@ -1074,6 +1128,55 @@
           </w:p>
         </w:tc>
       </w:tr>
+      <w:tr>
+        <w:tc>
+          <w:tcPr>
+            <w:tcW w:type="dxa" w:w="3216"/>
+          </w:tcPr>
+          <w:p>
+            <w:r>
+              <w:rPr>
+                <w:sz w:val="19"/>
+              </w:rPr>
+              <w:t>R8</w:t>
+            </w:r>
+          </w:p>
+        </w:tc>
+        <w:tc>
+          <w:tcPr>
+            <w:tcW w:type="dxa" w:w="3216"/>
+          </w:tcPr>
+          <w:p>
+            <w:r>
+              <w:rPr>
+                <w:i/>
+                <w:sz w:val="19"/>
+              </w:rPr>
+              <w:t>Composites Info &amp; Safety</w:t>
+            </w:r>
+            <w:r>
+              <w:rPr>
+                <w:sz w:val="19"/>
+              </w:rPr>
+              <w:t xml:space="preserve"> (SN5 primer)</w:t>
+            </w:r>
+          </w:p>
+        </w:tc>
+        <w:tc>
+          <w:tcPr>
+            <w:tcW w:type="dxa" w:w="3216"/>
+          </w:tcPr>
+          <w:p>
+            <w:r>
+              <w:rPr>
+                <w:rFonts w:ascii="Courier New" w:hAnsi="Courier New"/>
+                <w:sz w:val="19"/>
+              </w:rPr>
+              <w:t>SN5 Composites/Composites Info &amp; Safety.docx</w:t>
+            </w:r>
+          </w:p>
+        </w:tc>
+      </w:tr>
     </w:tbl>
     <w:p/>
     <w:p>
@@ -1081,7 +1184,7 @@
         <w:rPr>
           <w:b/>
         </w:rPr>
-        <w:t>IN2/AT30 key numbers (all from R1):</w:t>
+        <w:t>IN2/AT30 key numbers (from R1 unless the row says otherwise):</w:t>
       </w:r>
     </w:p>
     <w:tbl>
@@ -1174,7 +1277,7 @@
               <w:rPr>
                 <w:sz w:val="19"/>
               </w:rPr>
-              <w:t>Pot life @25 °C</w:t>
+              <w:t>Pot life</w:t>
             </w:r>
           </w:p>
         </w:tc>
@@ -1185,10 +1288,9 @@
           <w:p>
             <w:r>
               <w:rPr>
-                <w:b/>
                 <w:sz w:val="19"/>
               </w:rPr>
-              <w:t>SLOW: 120–150 min · FAST: 10–14 min</w:t>
+              <w:t>SLOW: the TDS table says 120–150 min at 25 °C and its text says 80–100 min (no temperature given); plan on 80–100 min. FAST: the table says 10–14 min at 25 °C and the text 9–14 min; plan on 9–14 min</w:t>
             </w:r>
           </w:p>
         </w:tc>
@@ -1231,7 +1333,7 @@
               <w:rPr>
                 <w:sz w:val="19"/>
               </w:rPr>
-              <w:t>Demould @25 °C</w:t>
+              <w:t>Demould @25 °C (datasheet figure)</w:t>
             </w:r>
           </w:p>
         </w:tc>
@@ -1242,10 +1344,50 @@
           <w:p>
             <w:r>
               <w:rPr>
-                <w:b/>
                 <w:sz w:val="19"/>
               </w:rPr>
               <w:t>SLOW: 18–24 h · FAST: 6–8 h</w:t>
+            </w:r>
+          </w:p>
+        </w:tc>
+      </w:tr>
+      <w:tr>
+        <w:tc>
+          <w:tcPr>
+            <w:tcW w:type="dxa" w:w="4824"/>
+          </w:tcPr>
+          <w:p>
+            <w:r>
+              <w:rPr>
+                <w:sz w:val="19"/>
+              </w:rPr>
+              <w:t>FEB hold before demould (team hold, not R1)</w:t>
+            </w:r>
+          </w:p>
+        </w:tc>
+        <w:tc>
+          <w:tcPr>
+            <w:tcW w:type="dxa" w:w="4824"/>
+          </w:tcPr>
+          <w:p>
+            <w:r>
+              <w:rPr>
+                <w:sz w:val="19"/>
+              </w:rPr>
+              <w:t xml:space="preserve">SLOW: 48 h · FAST: 24 h, counted from inlet clamp time (CS-008 §5.1; </w:t>
+            </w:r>
+            <w:r>
+              <w:rPr>
+                <w:rFonts w:ascii="Courier New" w:hAnsi="Courier New"/>
+                <w:sz w:val="19"/>
+              </w:rPr>
+              <w:t>app/resins.js</w:t>
+            </w:r>
+            <w:r>
+              <w:rPr>
+                <w:sz w:val="19"/>
+              </w:rPr>
+              <w:t>)</w:t>
             </w:r>
           </w:p>
         </w:tc>
@@ -1340,16 +1482,7 @@
         <w:t>inHg</w:t>
       </w:r>
       <w:r>
-        <w:t xml:space="preserve">: inches of mercury, what the team's gauges read for vacuum. </w:t>
-      </w:r>
-      <w:r>
-        <w:rPr>
-          <w:b/>
-        </w:rPr>
-        <w:t>Full vacuum at sea level ≈ 29.9 inHg; nothing reads "30 psi of vacuum"</w:t>
-      </w:r>
-      <w:r>
-        <w:t>, since atmospheric pressure is only ~14.7 psi. The old guide's "30 psi" figure was a gauge-scale mix-up; if a gauge shows psi, it is reading something else.</w:t>
+        <w:t>: inches of mercury, what the team's gauges read for vacuum. Full vacuum at sea level ≈ 29.9 inHg; nothing reads "30 psi of vacuum", since atmospheric pressure is only ~14.7 psi. The old guide's "30 psi" figure was a gauge-scale mix-up; if a gauge shows psi, it is reading something else.</w:t>
       </w:r>
     </w:p>
     <w:p>
@@ -1377,13 +1510,7 @@
         <w:t>Resin trap / catch pot</w:t>
       </w:r>
       <w:r>
-        <w:t xml:space="preserve">: sealed container between bag outlet and pump that catches over-pulled resin. </w:t>
-      </w:r>
-      <w:r>
-        <w:rPr>
-          <w:b/>
-        </w:rPr>
-        <w:t>Without it, the first overlong pull kills the vacuum pump.</w:t>
+        <w:t>: sealed container between bag outlet and pump that catches over-pulled resin. Without it, the first overlong pull kills the vacuum pump.</w:t>
       </w:r>
     </w:p>
     <w:p>
@@ -1740,7 +1867,33 @@
               <w:rPr>
                 <w:sz w:val="19"/>
               </w:rPr>
-              <w:t>Sealant/gum tape</w:t>
+              <w:t>Airtech AT-200Y (yellow) sealant tape (</w:t>
+            </w:r>
+            <w:r>
+              <w:rPr>
+                <w:rFonts w:ascii="Courier New" w:hAnsi="Courier New"/>
+                <w:sz w:val="19"/>
+              </w:rPr>
+              <w:t>03 Datasheets/AIRTECH-TDS-AT-200Y-Sealant-Tape.pdf</w:t>
+            </w:r>
+            <w:r>
+              <w:rPr>
+                <w:sz w:val="19"/>
+              </w:rPr>
+              <w:t xml:space="preserve">; safety sheet </w:t>
+            </w:r>
+            <w:r>
+              <w:rPr>
+                <w:rFonts w:ascii="Courier New" w:hAnsi="Courier New"/>
+                <w:sz w:val="19"/>
+              </w:rPr>
+              <w:t>03 Datasheets/AIRTECH-SDS-Sealant-Tapes.pdf</w:t>
+            </w:r>
+            <w:r>
+              <w:rPr>
+                <w:sz w:val="19"/>
+              </w:rPr>
+              <w:t>)</w:t>
             </w:r>
           </w:p>
         </w:tc>
@@ -1753,7 +1906,7 @@
               <w:rPr>
                 <w:sz w:val="19"/>
               </w:rPr>
-              <w:t>Airtech / General Sealants</w:t>
+              <w:t>Airtech</w:t>
             </w:r>
           </w:p>
         </w:tc>
@@ -1766,7 +1919,7 @@
               <w:rPr>
                 <w:sz w:val="19"/>
               </w:rPr>
-              <w:t>Keep backing tab on until final placement</w:t>
+              <w:t>Keep backing tab on until final placement. If a new tape will not hold 27 inHg, go back to the last one that did and note the brand on the WO</w:t>
             </w:r>
           </w:p>
         </w:tc>
@@ -1937,6 +2090,60 @@
               <w:rPr>
                 <w:sz w:val="19"/>
               </w:rPr>
+              <w:t>Shut-off valve</w:t>
+            </w:r>
+          </w:p>
+        </w:tc>
+        <w:tc>
+          <w:tcPr>
+            <w:tcW w:type="dxa" w:w="2412"/>
+          </w:tcPr>
+          <w:p>
+            <w:r>
+              <w:rPr>
+                <w:sz w:val="19"/>
+              </w:rPr>
+              <w:t>Between trap and pump</w:t>
+            </w:r>
+          </w:p>
+        </w:tc>
+        <w:tc>
+          <w:tcPr>
+            <w:tcW w:type="dxa" w:w="2412"/>
+          </w:tcPr>
+          <w:p>
+            <w:r>
+              <w:rPr>
+                <w:sz w:val="19"/>
+              </w:rPr>
+              <w:t>RFS</w:t>
+            </w:r>
+          </w:p>
+        </w:tc>
+        <w:tc>
+          <w:tcPr>
+            <w:tcW w:type="dxa" w:w="2412"/>
+          </w:tcPr>
+          <w:p>
+            <w:r>
+              <w:rPr>
+                <w:sz w:val="19"/>
+              </w:rPr>
+              <w:t>The vacuum gauge sits on the trap or bag side of the valve, never on the pump, so a closed valve still shows the bag (§7.4 step 2)</w:t>
+            </w:r>
+          </w:p>
+        </w:tc>
+      </w:tr>
+      <w:tr>
+        <w:tc>
+          <w:tcPr>
+            <w:tcW w:type="dxa" w:w="2412"/>
+          </w:tcPr>
+          <w:p>
+            <w:r>
+              <w:rPr>
+                <w:sz w:val="19"/>
+              </w:rPr>
               <w:t>Tack spray</w:t>
             </w:r>
           </w:p>
@@ -1976,7 +2183,7 @@
               <w:rPr>
                 <w:sz w:val="19"/>
               </w:rPr>
-              <w:t>R5; light mist only</w:t>
+              <w:t>R5; light mist only, from at least 30 cm (§7.2 step 2)</w:t>
             </w:r>
           </w:p>
         </w:tc>
@@ -2058,7 +2265,7 @@
               <w:rPr>
                 <w:sz w:val="19"/>
               </w:rPr>
-              <w:t>—</w:t>
+              <w:t>Any</w:t>
             </w:r>
           </w:p>
         </w:tc>
@@ -2101,7 +2308,7 @@
     </w:p>
     <w:p>
       <w:r>
-        <w:t>Per R2: IN2 resin and amine hardener are skin/eye irritants and sensitizers.</w:t>
+        <w:t>Per R2 (§2 of each SDS): IN2 resin causes skin irritation, serious eye irritation and allergic skin reactions, and may damage fertility (H315, H319, H317, H360F). AT30 hardener, SLOW and FAST, is corrosive: it causes severe skin burns and serious eye damage (H314, H318), causes allergic skin reactions (H317) and is harmful if swallowed (H302). The AT30 FAST SDS adds possible organ damage through prolonged or repeated exposure (H373) and corrosive to the respiratory tract (EUH071).</w:t>
       </w:r>
     </w:p>
     <w:p>
@@ -2129,7 +2336,21 @@
         <w:t>Eyes:</w:t>
       </w:r>
       <w:r>
-        <w:t xml:space="preserve"> safety glasses when mixing and when cutting pressurized lines.</w:t>
+        <w:t xml:space="preserve"> safety glasses with side shields (EN 166) whenever resin or hardener is open (R2 §8.2).</w:t>
+      </w:r>
+    </w:p>
+    <w:p>
+      <w:pPr>
+        <w:pStyle w:val="ListBullet"/>
+      </w:pPr>
+      <w:r>
+        <w:rPr>
+          <w:b/>
+        </w:rPr>
+        <w:t>Respirator:</w:t>
+      </w:r>
+      <w:r>
+        <w:t xml:space="preserve"> in a closed room or a long session, wear the team respirator with the stocked A + P100 cartridges (CS-011 §5; CS-008 §6). You should use ABEK cartridges (EN 14387) instead (R2, AT30 SLOW and FAST §8.2); they are on the purchase list.</w:t>
       </w:r>
     </w:p>
     <w:p>
@@ -2143,7 +2364,21 @@
         <w:t>Ventilation:</w:t>
       </w:r>
       <w:r>
-        <w:t xml:space="preserve"> mix and infuse in the ventilated shop area; IN2 vapor pressure is low but sensitization is cumulative.</w:t>
+        <w:t xml:space="preserve"> mix and infuse in the ventilated shop area (R2 §8.2 asks for effective ventilation in all processing areas); sensitization is cumulative.</w:t>
+      </w:r>
+    </w:p>
+    <w:p>
+      <w:pPr>
+        <w:pStyle w:val="ListBullet"/>
+      </w:pPr>
+      <w:r>
+        <w:rPr>
+          <w:b/>
+        </w:rPr>
+        <w:t>Fertility:</w:t>
+      </w:r>
+      <w:r>
+        <w:t xml:space="preserve"> IN2 may damage fertility (H360F). Anyone who is pregnant, trying to conceive or concerned should get medical advice before handling it (R2: P201, P308 + P313), and may ask a lead for other work on an infusion night without saying why.</w:t>
       </w:r>
     </w:p>
     <w:p>
@@ -2225,7 +2460,7 @@
         <w:pStyle w:val="ListNumber"/>
       </w:pPr>
       <w:r>
-        <w:t>Two people minimum for any part bigger than a coupon; one experienced with infusion (unchanged team rule, R7).</w:t>
+        <w:t>Two people minimum for any part bigger than a coupon; one experienced with infusion (unchanged team rule, R7). In the app, the steps "Dry stack and bag", "Drop test, 1 inHg or less over 10 min" and "Infuse" are signed only by someone with Resin infusion training. Anyone without that training cannot sign them; only a lead can sign without it, and the reason goes in the work order's event log.</w:t>
       </w:r>
     </w:p>
     <w:p>
@@ -2241,7 +2476,7 @@
         <w:pStyle w:val="ListNumber"/>
       </w:pPr>
       <w:r>
-        <w:t>Workspace and mold wiped clean (IPA/microfiber). Cut cloth per the WO ply table; weigh and record total dry fiber mass on the WO.</w:t>
+        <w:t>Wipe the workspace with IPA. Dust the released mold with a clean, dry microfiber only: no IPA, water or solvent on wax or PVA (Partall Film #10 is a water- and alcohol-based PVA, CS-004 R3). Cut cloth per the WO ply table; weigh and record total dry fiber mass on the WO.</w:t>
       </w:r>
     </w:p>
     <w:p>
@@ -2249,7 +2484,7 @@
         <w:pStyle w:val="ListNumber"/>
       </w:pPr>
       <w:r>
-        <w:t>Lay plies per the WO, tacking with light Airtac 2 mists only where needed (heavy spray inhibits infusion).</w:t>
+        <w:t>Lay plies per the WO, tacking with Airtac 2 only where a ply needs holding: hold the can at least 30 cm (12 in) from the surface, mist lightly, and wait 10 s before placing the ply (R5). Heavy spray inhibits infusion.</w:t>
       </w:r>
     </w:p>
     <w:p>
@@ -2266,7 +2501,7 @@
         <w:t>stopping 30–50 mm short of the outlet side</w:t>
       </w:r>
       <w:r>
-        <w:t xml:space="preserve"> (the mesh break slows resin at the end and reduces race-tracking through the exit).</w:t>
+        <w:t xml:space="preserve"> (team rule; R8 describes the break near the outlet but gives no distance). The mesh break slows resin at the end and reduces race-tracking through the exit.</w:t>
       </w:r>
     </w:p>
     <w:p>
@@ -2283,7 +2518,7 @@
         <w:t>Max resin travel distance inlet→outlet ≈ 0.5 m</w:t>
       </w:r>
       <w:r>
-        <w:t xml:space="preserve"> (R7 rule of thumb); larger parts need multiple feeds planned on the WO.</w:t>
+        <w:t xml:space="preserve"> (R8, rule of thumb; it varies with resin and part shape); larger parts need multiple feeds planned on the WO.</w:t>
       </w:r>
     </w:p>
     <w:tbl>
@@ -2333,7 +2568,7 @@
         <w:pStyle w:val="ListNumber"/>
       </w:pPr>
       <w:r>
-        <w:t>Tacky tape around the full perimeter; keep backing on until final placement. ~½ inch spacing from the part edge envelope.</w:t>
+        <w:t>Tacky tape around the full perimeter on the outer edge of the flange, outboard of everything going in the bag (spirals, peel ply, mesh), with at least ½ inch between them and the tape so nothing overlaps it (R7). Keep the backing on until final placement.</w:t>
       </w:r>
     </w:p>
     <w:p>
@@ -2341,7 +2576,7 @@
         <w:pStyle w:val="ListNumber"/>
       </w:pPr>
       <w:r>
-        <w:t>Cut VB160 oversized; add a pleat at every corner and every 300–400 mm of perimeter on curved molds.</w:t>
+        <w:t>Cut VB160 oversized; add a pleat at every corner and every 300–400 mm of perimeter on curved molds (team rule).</w:t>
       </w:r>
     </w:p>
     <w:p>
@@ -2368,7 +2603,7 @@
       <w:r>
         <w:drawing>
           <wp:inline xmlns:a="http://schemas.openxmlformats.org/drawingml/2006/main" xmlns:pic="http://schemas.openxmlformats.org/drawingml/2006/picture">
-            <wp:extent cx="5669280" cy="2963487"/>
+            <wp:extent cx="5669280" cy="5442509"/>
             <wp:docPr id="1" name="Picture 1"/>
             <wp:cNvGraphicFramePr>
               <a:graphicFrameLocks noChangeAspect="1"/>
@@ -2377,7 +2612,7 @@
               <a:graphicData uri="http://schemas.openxmlformats.org/drawingml/2006/picture">
                 <pic:pic>
                   <pic:nvPicPr>
-                    <pic:cNvPr id="0" name="cs006-infusion.png"/>
+                    <pic:cNvPr id="0" name="cs006-infusion.v2.png"/>
                     <pic:cNvPicPr/>
                   </pic:nvPicPr>
                   <pic:blipFill>
@@ -2389,7 +2624,7 @@
                   <pic:spPr>
                     <a:xfrm>
                       <a:off x="0" y="0"/>
-                      <a:ext cx="5669280" cy="2963487"/>
+                      <a:ext cx="5669280" cy="5442509"/>
                     </a:xfrm>
                     <a:prstGeom prst="rect"/>
                   </pic:spPr>
@@ -2436,7 +2671,7 @@
         <w:t>≥27 inHg</w:t>
       </w:r>
       <w:r>
-        <w:t xml:space="preserve"> (full vacuum is ~29.9 inHg at sea level; RFS altitude is negligible). If the gauge won't pass 25 inHg, hunt leaks now: press tacky tape seams, listen, re-seat pleats and connector bases.</w:t>
+        <w:t xml:space="preserve"> (team acceptance criterion, set in Rev A; full vacuum is ~29.9 inHg at sea level; RFS altitude is negligible). If the gauge won't pass 25 inHg, hunt leaks now: press tacky tape seams, listen, re-seat pleats and connector bases.</w:t>
       </w:r>
     </w:p>
     <w:p>
@@ -2447,10 +2682,10 @@
         <w:rPr>
           <w:b/>
         </w:rPr>
-        <w:t>Drop test: close the valve to isolate the pump. The bag must lose ≤1 inHg over 10 minutes.</w:t>
+        <w:t>Drop test: close the valve to isolate the pump. The bag must lose ≤1 inHg over 10 minutes</w:t>
       </w:r>
       <w:r>
-        <w:t xml:space="preserve"> Write start/end readings on the WO.</w:t>
+        <w:t xml:space="preserve"> (team acceptance criterion, set in Rev A). The gauge must be on the bag side of the closed valve (§5). Write the start and end readings in the note on the work order's "Drop test, 1 inHg or less over 10 min" step; it will not take a member's signature without the note, and "Infuse" cannot be signed until it is. A lead can sign without it (Sign without it), and the reason goes in the work order's event log.</w:t>
       </w:r>
     </w:p>
     <w:p>
@@ -2468,6 +2703,14 @@
       </w:r>
       <w:r>
         <w:t xml:space="preserve"> This number is the difference between this standard and SN5's "hopefully it will turn out okay".</w:t>
+      </w:r>
+    </w:p>
+    <w:p>
+      <w:pPr>
+        <w:pStyle w:val="ListNumber"/>
+      </w:pPr>
+      <w:r>
+        <w:t>Pass → open the valve again and check the gauge climbs back to 27 inHg before you open the inlet (§7.5 step 4). A closed valve left shut bleeds the bag down through the cure.</w:t>
       </w:r>
     </w:p>
     <w:p>
@@ -2506,7 +2749,7 @@
         <w:t>mix ≈ (dry fiber mass × 0.65) × 1.2–1.3</w:t>
       </w:r>
       <w:r>
-        <w:t>. The 0.65 factor covers the laminate (aiming ~60:40 fiber:resin by weight); the 1.2–1.3 multiplier covers mesh/line losses. Round up; starving the infusion mid-pull is unrecoverable, and leftover mixed resin is a known cost (record actual used vs mixed on the WO to tune this).</w:t>
+        <w:t xml:space="preserve"> (team factors; tune them from WO records). The 0.65 factor covers the laminate (aiming ~60:40 fiber:resin by weight); the 1.2–1.3 multiplier covers mesh/line losses. Round up; starving the infusion mid-pull is unrecoverable, and leftover mixed resin is a known cost (record actual used vs mixed on the WO to tune this). On a long infusion you may mix the total as two or more smaller batches and top up the pot as it draws down, keeping the inlet submerged (R1).</w:t>
       </w:r>
     </w:p>
     <w:p>
@@ -2523,7 +2766,7 @@
         <w:t>100:30 by weight</w:t>
       </w:r>
       <w:r>
-        <w:t xml:space="preserve"> (R1) per CS-008 (double-pot, ≥2 min). SLOW hardener default: 120–150 min pot life at 25 °C.</w:t>
+        <w:t xml:space="preserve"> (R1) per CS-008 (double-pot, ≥2 min). SLOW hardener default: plan on 80–100 min pot life (the TDS text, no temperature given; its table says 120–150 min at 25 °C) (R1).</w:t>
       </w:r>
     </w:p>
     <w:p>
@@ -2539,7 +2782,7 @@
         <w:pStyle w:val="ListNumber"/>
       </w:pPr>
       <w:r>
-        <w:t>With ≥27 inHg confirmed, open the inlet clamp slowly. Watch the flow front: even progress, no race-tracking. Typical small part: 20–30 min; large: longer.</w:t>
+        <w:t>With ≥27 inHg confirmed, open the inlet clamp slowly. Watch the flow front: even progress, no race-tracking. Typical infusion time: about 20–30 min on a larger piece, sometimes longer (R7); record yours on the WO.</w:t>
       </w:r>
     </w:p>
     <w:p>
@@ -2555,7 +2798,7 @@
         <w:pStyle w:val="ListNumber"/>
       </w:pPr>
       <w:r>
-        <w:t>Record on the WO: times (mix, open, full-wet, clamp), resin mixed vs used, gauge readings, anomalies with photos.</w:t>
+        <w:t>Record on the WO: times (mix, open, full-wet, clamp), resin mixed vs used, gauge readings, anomalies with photos. When you sign "Infuse", the app asks for the cure record: set Resin mixed to IN2 + AT30 SLOW (or IN2 + AT30 FAST), set Finished on and at to the time you clamped the inlet, and fill in "Shop temperature, °C (optional)". That time starts the hold on "Cure and demould".</w:t>
       </w:r>
     </w:p>
     <w:tbl>
@@ -2605,16 +2848,7 @@
         <w:pStyle w:val="ListNumber"/>
       </w:pPr>
       <w:r>
-        <w:t xml:space="preserve">Demould at </w:t>
-      </w:r>
-      <w:r>
-        <w:rPr>
-          <w:b/>
-        </w:rPr>
-        <w:t>18–24 h @25 °C</w:t>
-      </w:r>
-      <w:r>
-        <w:t xml:space="preserve"> for SLOW (6–8 h FAST) per R1; colder shop = longer, be patient (gel ≠ cured).</w:t>
+        <w:t>Do not demould before the FEB hold: 48 h for SLOW, 24 h for FAST, counted from the time you clamped the inlet (team hold, CS-008 §5.1). The work order's "Cure and demould" step stays locked until the hold passes; only a lead can override it, with a written reason. The datasheet demould figure is 18–24 h SLOW and 6–8 h FAST at 25 °C (R1). A colder shop runs longer than either; gel ≠ cured.</w:t>
       </w:r>
     </w:p>
     <w:p>
@@ -2635,10 +2869,18 @@
     </w:p>
     <w:p>
       <w:pPr>
+        <w:pStyle w:val="ListNumber"/>
+      </w:pPr>
+      <w:r>
+        <w:t>On the Molds tab, open the mold, add 1 to Parts pulled and set Stage back to Sealed: the PVA came off with the part (CS-004 R3). It goes back to Ready for layup only after the next release (CS-004 §7.4 step 4, then §7.5 step 5).</w:t>
+      </w:r>
+    </w:p>
+    <w:p>
+      <w:pPr>
         <w:pStyle w:val="Heading3"/>
       </w:pPr>
       <w:r>
-        <w:t>7.7 Troubleshooting (the section the old guide promised and never delivered)</w:t>
+        <w:t>7.7 Troubleshooting: leaks, dry spots, race-tracking</w:t>
       </w:r>
     </w:p>
     <w:tbl>
@@ -2713,7 +2955,7 @@
               <w:rPr>
                 <w:sz w:val="19"/>
               </w:rPr>
-              <w:t>Gauge won't reach 25 inHg</w:t>
+              <w:t>Gauge won't reach 25 inHg (bag leak)</w:t>
             </w:r>
           </w:p>
         </w:tc>
@@ -2739,7 +2981,7 @@
               <w:rPr>
                 <w:sz w:val="19"/>
               </w:rPr>
-              <w:t>Press seams, re-seat; soapy-water on suspect spots</w:t>
+              <w:t>Press seams, re-seat. Soapy water only on hose fittings and connectors outside the bag, never on bag film, pleats or tape seams over a dry stack; find those by pressing and listening</w:t>
             </w:r>
           </w:p>
         </w:tc>
@@ -2781,6 +3023,47 @@
                 <w:sz w:val="19"/>
               </w:rPr>
               <w:t>Patch with tacky tape square; re-drop-test</w:t>
+            </w:r>
+          </w:p>
+        </w:tc>
+      </w:tr>
+      <w:tr>
+        <w:tc>
+          <w:tcPr>
+            <w:tcW w:type="dxa" w:w="3216"/>
+          </w:tcPr>
+          <w:p>
+            <w:r>
+              <w:rPr>
+                <w:sz w:val="19"/>
+              </w:rPr>
+              <w:t>Leak you cannot find</w:t>
+            </w:r>
+          </w:p>
+        </w:tc>
+        <w:tc>
+          <w:tcPr>
+            <w:tcW w:type="dxa" w:w="3216"/>
+          </w:tcPr>
+          <w:p>
+            <w:r>
+              <w:rPr>
+                <w:sz w:val="19"/>
+              </w:rPr>
+              <w:t>Air drawn in through the mold itself (unsealed back or sides, cracks), or a sharp mold edge or mesh corner piercing the bag</w:t>
+            </w:r>
+          </w:p>
+        </w:tc>
+        <w:tc>
+          <w:tcPr>
+            <w:tcW w:type="dxa" w:w="3216"/>
+          </w:tcPr>
+          <w:p>
+            <w:r>
+              <w:rPr>
+                <w:sz w:val="19"/>
+              </w:rPr>
+              <w:t>Sand or radius sharp mold edges, or edge them with breather; chamfer or tape down mesh corners; check whether the mold's back and sides were sealed; sealing them is shop practice (Larry, #composites 2026-04-03), and CS-004 does not yet require it</w:t>
             </w:r>
           </w:p>
         </w:tc>
@@ -2862,7 +3145,7 @@
               <w:rPr>
                 <w:sz w:val="19"/>
               </w:rPr>
-              <w:t>If still wet: emergency second feed. Cured: record as defect, assess vs qualityChecks</w:t>
+              <w:t>If still wet: call the experienced infuser (§7.1 step 3) about an emergency second feed; do not pierce the bag yourself. [NICK TO CONFIRM: how the team adds a second feed through a bag under vacuum.] Cured: record as defect, assess vs qualityChecks</w:t>
             </w:r>
           </w:p>
         </w:tc>
@@ -2918,6 +3201,47 @@
               <w:rPr>
                 <w:sz w:val="19"/>
               </w:rPr>
+              <w:t>Bubbles under a sound bag</w:t>
+            </w:r>
+          </w:p>
+        </w:tc>
+        <w:tc>
+          <w:tcPr>
+            <w:tcW w:type="dxa" w:w="3216"/>
+          </w:tcPr>
+          <w:p>
+            <w:r>
+              <w:rPr>
+                <w:sz w:val="19"/>
+              </w:rPr>
+              <w:t>Air drawn in during the pull</w:t>
+            </w:r>
+          </w:p>
+        </w:tc>
+        <w:tc>
+          <w:tcPr>
+            <w:tcW w:type="dxa" w:w="3216"/>
+          </w:tcPr>
+          <w:p>
+            <w:r>
+              <w:rPr>
+                <w:sz w:val="19"/>
+              </w:rPr>
+              <w:t>If the bag still holds, flush more resin through before clamping the inlet (shop practice, Larry, #composites 2026-04-03)</w:t>
+            </w:r>
+          </w:p>
+        </w:tc>
+      </w:tr>
+      <w:tr>
+        <w:tc>
+          <w:tcPr>
+            <w:tcW w:type="dxa" w:w="3216"/>
+          </w:tcPr>
+          <w:p>
+            <w:r>
+              <w:rPr>
+                <w:sz w:val="19"/>
+              </w:rPr>
               <w:t>Resin in the trap filling fast</w:t>
             </w:r>
           </w:p>
@@ -2951,6 +3275,98 @@
       </w:tr>
     </w:tbl>
     <w:p/>
+    <w:p>
+      <w:pPr>
+        <w:pStyle w:val="Heading3"/>
+      </w:pPr>
+      <w:r>
+        <w:t>7.8 Degassing the resin</w:t>
+      </w:r>
+    </w:p>
+    <w:p>
+      <w:r>
+        <w:t>Degassing is an optional step. The team degasses IN2 sometimes; the IN2 datasheet does not call for it (R1). Degas when the part shows its surface (a visible cosmetic face), when an earlier part from the same mold came out with pinholes or bubbles, or when the mix was stirred hard enough to look cloudy.</w:t>
+      </w:r>
+    </w:p>
+    <w:p>
+      <w:r>
+        <w:t>How: mix and double-pot first (CS-008 §7 step 3), then put the mixed cup in the degassing chamber and pull vacuum until the foam rises and collapses, then infuse straight away. [NICK TO CONFIRM: which chamber, what vacuum level and how long under the bell.]</w:t>
+      </w:r>
+    </w:p>
+    <w:p>
+      <w:r>
+        <w:t>What to watch:</w:t>
+      </w:r>
+    </w:p>
+    <w:p>
+      <w:pPr>
+        <w:pStyle w:val="ListBullet"/>
+      </w:pPr>
+      <w:r>
+        <w:t>The foam rises several times the resin's height before it collapses. Leave headroom in the cup, or it boils over into the chamber.</w:t>
+      </w:r>
+    </w:p>
+    <w:p>
+      <w:pPr>
+        <w:pStyle w:val="ListBullet"/>
+      </w:pPr>
+      <w:r>
+        <w:t>Time under the bell comes out of the pot life (80-100 min planned for SLOW, 9-14 min for FAST, R1). A FAST mix can spend most of its pot life under the bell, so check the clock before you start.</w:t>
+      </w:r>
+    </w:p>
+    <w:p>
+      <w:pPr>
+        <w:pStyle w:val="ListBullet"/>
+      </w:pPr>
+      <w:r>
+        <w:t>A warm cup (exotherm starting) means the pot life is nearly spent. Do not infuse it; follow CS-008 for a hot cup.</w:t>
+      </w:r>
+    </w:p>
+    <w:p>
+      <w:r>
+        <w:t>Whether or not you degas, these steps keep air out of the laminate:</w:t>
+      </w:r>
+    </w:p>
+    <w:p>
+      <w:pPr>
+        <w:pStyle w:val="ListNumber"/>
+      </w:pPr>
+      <w:r>
+        <w:t>Mix and double-pot per CS-008 §7 step 3 without whipping air into the cup.</w:t>
+      </w:r>
+    </w:p>
+    <w:p>
+      <w:pPr>
+        <w:pStyle w:val="ListNumber"/>
+      </w:pPr>
+      <w:r>
+        <w:t>Keep the inlet line fully submerged in the cup for the whole infusion (§7.5 step 3).</w:t>
+      </w:r>
+    </w:p>
+    <w:p>
+      <w:pPr>
+        <w:pStyle w:val="ListNumber"/>
+      </w:pPr>
+      <w:r>
+        <w:t>Hold at least 27 inHg before the inlet opens (§7.4 step 1, §7.5 step 4).</w:t>
+      </w:r>
+    </w:p>
+    <w:p>
+      <w:pPr>
+        <w:pStyle w:val="ListNumber"/>
+      </w:pPr>
+      <w:r>
+        <w:t>Pass the drop test, 1 inHg or less over 10 min, before any resin is mixed (§7.4 step 2).</w:t>
+      </w:r>
+    </w:p>
+    <w:p>
+      <w:pPr>
+        <w:pStyle w:val="ListNumber"/>
+      </w:pPr>
+      <w:r>
+        <w:t>If bubbles show at the flow front or in the cured part, note where on the work order (§7.5 step 6), and whether the resin was degassed.</w:t>
+      </w:r>
+    </w:p>
     <w:p>
       <w:pPr>
         <w:pStyle w:val="Heading2"/>
@@ -3277,7 +3693,7 @@
               <w:rPr>
                 <w:sz w:val="19"/>
               </w:rPr>
-              <w:t>Per WO target ±10% (default)</w:t>
+              <w:t>Per WO target ±10% (team default)</w:t>
             </w:r>
           </w:p>
         </w:tc>
@@ -3320,7 +3736,7 @@
     </w:p>
     <w:p>
       <w:r>
-        <w:t xml:space="preserve">WO records: drop-test numbers, times, batch masses, hardener speed, gauge log, photos (dry stack, bagged, flow front, demolded), deviations. These records are how the next season learns what 0.5 m really means on </w:t>
+        <w:t xml:space="preserve">WO records: drop-test numbers, times, batch masses, hardener speed, gauge log, the lots and materials recorded at the Infuse buy-off ("Which lots went in" and "Materials used"), photos (dry stack, bagged, flow front, demolded), deviations. These records are how the next season learns what 0.5 m really means on </w:t>
       </w:r>
       <w:r>
         <w:rPr>
